--- a/Network Performance Analysis of Global Web Resources via RIPE Atlas.docx
+++ b/Network Performance Analysis of Global Web Resources via RIPE Atlas.docx
@@ -4,52 +4,370 @@
   <w:body>
     <w:p>
       <w:pPr>
+        <w:spacing w:before="3600" w:after="0" w:line="240" w:lineRule="auto"/>
+        <w:rPr>
+          <w:rFonts w:ascii="Arial" w:eastAsia="Arial" w:hAnsi="Arial" w:cs="Arial"/>
+          <w:kern w:val="0"/>
+          <w:sz w:val="22"/>
+          <w:szCs w:val="22"/>
+          <w:lang w:val="kk-KZ"/>
+          <w14:ligatures w14:val="none"/>
+        </w:rPr>
+      </w:pPr>
+    </w:p>
+    <w:p>
+      <w:pPr>
+        <w:spacing w:after="200" w:line="240" w:lineRule="auto"/>
         <w:jc w:val="center"/>
         <w:rPr>
-          <w:b/>
-          <w:bCs/>
-        </w:rPr>
-      </w:pPr>
-      <w:r>
-        <w:rPr>
-          <w:b/>
-          <w:bCs/>
-        </w:rPr>
+          <w:rFonts w:ascii="Arial" w:eastAsia="Arial" w:hAnsi="Arial" w:cs="Arial"/>
+          <w:kern w:val="0"/>
+          <w:sz w:val="22"/>
+          <w:szCs w:val="22"/>
+          <w14:ligatures w14:val="none"/>
+        </w:rPr>
+      </w:pPr>
+      <w:r>
+        <w:rPr>
+          <w:rFonts w:ascii="Arial" w:eastAsia="Arial" w:hAnsi="Arial" w:cs="Arial"/>
+          <w:b/>
+          <w:bCs/>
+          <w:color w:val="555555"/>
+          <w:kern w:val="0"/>
+          <w:sz w:val="28"/>
+          <w:szCs w:val="28"/>
+          <w14:ligatures w14:val="none"/>
+        </w:rPr>
+        <w:t>ADDITIONAL TASK</w:t>
+      </w:r>
+    </w:p>
+    <w:p>
+      <w:pPr>
+        <w:spacing w:after="120" w:line="240" w:lineRule="auto"/>
+        <w:jc w:val="center"/>
+        <w:rPr>
+          <w:rFonts w:ascii="Arial" w:eastAsia="Arial" w:hAnsi="Arial" w:cs="Arial"/>
+          <w:kern w:val="0"/>
+          <w:sz w:val="22"/>
+          <w:szCs w:val="22"/>
+          <w14:ligatures w14:val="none"/>
+        </w:rPr>
+      </w:pPr>
+      <w:r>
+        <w:rPr>
+          <w:rFonts w:ascii="Arial" w:eastAsia="Arial" w:hAnsi="Arial" w:cs="Arial"/>
+          <w:b/>
+          <w:bCs/>
+          <w:color w:val="1F3864"/>
+          <w:kern w:val="0"/>
+          <w:sz w:val="48"/>
+          <w:szCs w:val="48"/>
+          <w14:ligatures w14:val="none"/>
+        </w:rPr>
+        <w:t>Network Performance Analysis</w:t>
+      </w:r>
+    </w:p>
+    <w:p>
+      <w:pPr>
+        <w:spacing w:after="120" w:line="240" w:lineRule="auto"/>
+        <w:jc w:val="center"/>
+        <w:rPr>
+          <w:rFonts w:ascii="Arial" w:eastAsia="Arial" w:hAnsi="Arial" w:cs="Arial"/>
+          <w:kern w:val="0"/>
+          <w:sz w:val="22"/>
+          <w:szCs w:val="22"/>
+          <w14:ligatures w14:val="none"/>
+        </w:rPr>
+      </w:pPr>
+      <w:r>
+        <w:rPr>
+          <w:rFonts w:ascii="Arial" w:eastAsia="Arial" w:hAnsi="Arial" w:cs="Arial"/>
+          <w:b/>
+          <w:bCs/>
+          <w:color w:val="1F3864"/>
+          <w:kern w:val="0"/>
+          <w:sz w:val="48"/>
+          <w:szCs w:val="48"/>
+          <w14:ligatures w14:val="none"/>
+        </w:rPr>
+        <w:t>of Global Web Resources via RIPE Atlas</w:t>
+      </w:r>
+    </w:p>
+    <w:p>
+      <w:pPr>
+        <w:spacing w:before="200" w:after="200" w:line="240" w:lineRule="auto"/>
+        <w:jc w:val="center"/>
+        <w:rPr>
+          <w:rFonts w:ascii="Arial" w:eastAsia="Arial" w:hAnsi="Arial" w:cs="Arial"/>
+          <w:kern w:val="0"/>
+          <w:sz w:val="22"/>
+          <w:szCs w:val="22"/>
+          <w14:ligatures w14:val="none"/>
+        </w:rPr>
+      </w:pPr>
+      <w:r>
+        <w:rPr>
+          <w:rFonts w:ascii="Arial" w:eastAsia="Arial" w:hAnsi="Arial" w:cs="Arial"/>
+          <w:color w:val="BBBBBB"/>
+          <w:kern w:val="0"/>
+          <w:sz w:val="22"/>
+          <w:szCs w:val="22"/>
+          <w14:ligatures w14:val="none"/>
+        </w:rPr>
+        <w:t>_______________________________________________</w:t>
+      </w:r>
+    </w:p>
+    <w:p>
+      <w:pPr>
+        <w:spacing w:after="60" w:line="240" w:lineRule="auto"/>
+        <w:jc w:val="center"/>
+        <w:rPr>
+          <w:rFonts w:ascii="Arial" w:eastAsia="Arial" w:hAnsi="Arial" w:cs="Arial"/>
+          <w:kern w:val="0"/>
+          <w:sz w:val="22"/>
+          <w:szCs w:val="22"/>
+          <w14:ligatures w14:val="none"/>
+        </w:rPr>
+      </w:pPr>
+      <w:r>
+        <w:rPr>
+          <w:rFonts w:ascii="Arial" w:eastAsia="Arial" w:hAnsi="Arial" w:cs="Arial"/>
+          <w:color w:val="333333"/>
+          <w:kern w:val="0"/>
+          <w14:ligatures w14:val="none"/>
+        </w:rPr>
+        <w:t>Course: IT infrastructure and Computer Networks</w:t>
+      </w:r>
+    </w:p>
+    <w:p>
+      <w:pPr>
+        <w:spacing w:after="60" w:line="240" w:lineRule="auto"/>
+        <w:jc w:val="center"/>
+        <w:rPr>
+          <w:rFonts w:ascii="Arial" w:eastAsia="Arial" w:hAnsi="Arial" w:cs="Arial"/>
+          <w:kern w:val="0"/>
+          <w:sz w:val="22"/>
+          <w:szCs w:val="22"/>
+          <w14:ligatures w14:val="none"/>
+        </w:rPr>
+      </w:pPr>
+      <w:r>
+        <w:rPr>
+          <w:rFonts w:ascii="Arial" w:eastAsia="Arial" w:hAnsi="Arial" w:cs="Arial"/>
+          <w:color w:val="333333"/>
+          <w:kern w:val="0"/>
+          <w14:ligatures w14:val="none"/>
+        </w:rPr>
+        <w:t>Level: Bachelor (Undergraduate)</w:t>
+      </w:r>
+    </w:p>
+    <w:p>
+      <w:pPr>
+        <w:spacing w:after="60" w:line="240" w:lineRule="auto"/>
+        <w:jc w:val="center"/>
+        <w:rPr>
+          <w:rFonts w:ascii="Arial" w:eastAsia="Arial" w:hAnsi="Arial" w:cs="Arial"/>
+          <w:kern w:val="0"/>
+          <w:sz w:val="22"/>
+          <w:szCs w:val="22"/>
+          <w14:ligatures w14:val="none"/>
+        </w:rPr>
+      </w:pPr>
+      <w:r>
+        <w:rPr>
+          <w:rFonts w:ascii="Arial" w:eastAsia="Arial" w:hAnsi="Arial" w:cs="Arial"/>
+          <w:color w:val="333333"/>
+          <w:kern w:val="0"/>
+          <w14:ligatures w14:val="none"/>
+        </w:rPr>
+        <w:t>Platform: RIPE Atlas — Public Measurements (Zero Budget)</w:t>
+      </w:r>
+    </w:p>
+    <w:p>
+      <w:pPr>
+        <w:spacing w:before="2400" w:after="0" w:line="240" w:lineRule="auto"/>
+        <w:jc w:val="center"/>
+        <w:rPr>
+          <w:rFonts w:ascii="Arial" w:eastAsia="Arial" w:hAnsi="Arial" w:cs="Arial"/>
+          <w:kern w:val="0"/>
+          <w:sz w:val="22"/>
+          <w:szCs w:val="22"/>
+          <w14:ligatures w14:val="none"/>
+        </w:rPr>
+      </w:pPr>
+      <w:r>
+        <w:rPr>
+          <w:rFonts w:ascii="Arial" w:eastAsia="Arial" w:hAnsi="Arial" w:cs="Arial"/>
+          <w:i/>
+          <w:iCs/>
+          <w:color w:val="777777"/>
+          <w:kern w:val="0"/>
+          <w:sz w:val="22"/>
+          <w:szCs w:val="22"/>
+          <w14:ligatures w14:val="none"/>
+        </w:rPr>
+        <w:t xml:space="preserve">Prepared by </w:t>
+      </w:r>
+      <w:r>
+        <w:rPr>
+          <w:rFonts w:ascii="Arial" w:eastAsia="Arial" w:hAnsi="Arial" w:cs="Arial"/>
+          <w:i/>
+          <w:iCs/>
+          <w:color w:val="777777"/>
+          <w:kern w:val="0"/>
+          <w:sz w:val="22"/>
+          <w:szCs w:val="22"/>
+          <w14:ligatures w14:val="none"/>
+        </w:rPr>
+        <w:t>Kamaliyev</w:t>
+      </w:r>
+      <w:r>
+        <w:rPr>
+          <w:rFonts w:ascii="Arial" w:eastAsia="Arial" w:hAnsi="Arial" w:cs="Arial"/>
+          <w:i/>
+          <w:iCs/>
+          <w:color w:val="777777"/>
+          <w:kern w:val="0"/>
+          <w:sz w:val="22"/>
+          <w:szCs w:val="22"/>
+          <w14:ligatures w14:val="none"/>
+        </w:rPr>
+        <w:t xml:space="preserve"> </w:t>
+      </w:r>
+      <w:r>
+        <w:rPr>
+          <w:rFonts w:ascii="Arial" w:eastAsia="Arial" w:hAnsi="Arial" w:cs="Arial"/>
+          <w:i/>
+          <w:iCs/>
+          <w:color w:val="777777"/>
+          <w:kern w:val="0"/>
+          <w:sz w:val="22"/>
+          <w:szCs w:val="22"/>
+          <w14:ligatures w14:val="none"/>
+        </w:rPr>
+        <w:t>A</w:t>
+      </w:r>
+      <w:r>
+        <w:rPr>
+          <w:rFonts w:ascii="Arial" w:eastAsia="Arial" w:hAnsi="Arial" w:cs="Arial"/>
+          <w:i/>
+          <w:iCs/>
+          <w:color w:val="777777"/>
+          <w:kern w:val="0"/>
+          <w:sz w:val="22"/>
+          <w:szCs w:val="22"/>
+          <w14:ligatures w14:val="none"/>
+        </w:rPr>
+        <w:t>.M.</w:t>
+      </w:r>
+    </w:p>
+    <w:p>
+      <w:pPr>
+        <w:spacing w:after="0" w:line="240" w:lineRule="auto"/>
+        <w:jc w:val="center"/>
+        <w:rPr>
+          <w:rFonts w:ascii="Arial" w:eastAsia="Arial" w:hAnsi="Arial" w:cs="Arial"/>
+          <w:kern w:val="0"/>
+          <w:sz w:val="22"/>
+          <w:szCs w:val="22"/>
+          <w14:ligatures w14:val="none"/>
+        </w:rPr>
+      </w:pPr>
+      <w:r>
+        <w:rPr>
+          <w:rFonts w:ascii="Arial" w:eastAsia="Arial" w:hAnsi="Arial" w:cs="Arial"/>
+          <w:i/>
+          <w:iCs/>
+          <w:color w:val="777777"/>
+          <w:kern w:val="0"/>
+          <w:sz w:val="22"/>
+          <w:szCs w:val="22"/>
+          <w14:ligatures w14:val="none"/>
+        </w:rPr>
+        <w:t>Academic Year 2025–2026</w:t>
+      </w:r>
+    </w:p>
+    <w:p>
+      <w:pPr>
+        <w:rPr>
+          <w:b/>
+          <w:bCs/>
+        </w:rPr>
+      </w:pPr>
+    </w:p>
+    <w:p>
+      <w:pPr>
+        <w:jc w:val="center"/>
+        <w:rPr>
+          <w:b/>
+          <w:bCs/>
+        </w:rPr>
+      </w:pPr>
+    </w:p>
+    <w:p>
+      <w:pPr>
+        <w:jc w:val="center"/>
+        <w:rPr>
+          <w:b/>
+          <w:bCs/>
+        </w:rPr>
+      </w:pPr>
+    </w:p>
+    <w:p>
+      <w:pPr>
+        <w:jc w:val="center"/>
+        <w:rPr>
+          <w:b/>
+          <w:bCs/>
+        </w:rPr>
+      </w:pPr>
+    </w:p>
+    <w:p>
+      <w:pPr>
+        <w:rPr>
+          <w:b/>
+          <w:bCs/>
+        </w:rPr>
+      </w:pPr>
+    </w:p>
+    <w:p>
+      <w:pPr>
+        <w:rPr>
+          <w:b/>
+          <w:bCs/>
+        </w:rPr>
+      </w:pPr>
+    </w:p>
+    <w:p>
+      <w:pPr>
+        <w:jc w:val="center"/>
+        <w:rPr>
+          <w:rFonts w:ascii="Arial" w:hAnsi="Arial" w:cs="Arial"/>
+          <w:b/>
+          <w:bCs/>
+        </w:rPr>
+      </w:pPr>
+      <w:r>
+        <w:rPr>
+          <w:rFonts w:ascii="Arial" w:hAnsi="Arial" w:cs="Arial"/>
+          <w:b/>
+          <w:bCs/>
+        </w:rPr>
+        <w:lastRenderedPageBreak/>
         <w:t>Network Performance Analysis of Global Web Resources via RIPE Atlas</w:t>
       </w:r>
     </w:p>
     <w:p>
       <w:pPr>
         <w:rPr>
-          <w:b/>
-          <w:bCs/>
-        </w:rPr>
-      </w:pPr>
-    </w:p>
-    <w:p>
-      <w:r>
-        <w:rPr>
-          <w:b/>
-          <w:bCs/>
-        </w:rPr>
-        <w:t>Student:</w:t>
-      </w:r>
-      <w:r>
-        <w:t xml:space="preserve"> </w:t>
-      </w:r>
-      <w:r>
-        <w:t>Kamaliyev Abylaikhan 24B031831</w:t>
-      </w:r>
-    </w:p>
-    <w:p>
-      <w:pPr>
-        <w:rPr>
-          <w:b/>
-          <w:bCs/>
-        </w:rPr>
-      </w:pPr>
-      <w:r>
-        <w:rPr>
+          <w:rFonts w:ascii="Arial" w:hAnsi="Arial" w:cs="Arial"/>
+          <w:b/>
+          <w:bCs/>
+        </w:rPr>
+      </w:pPr>
+      <w:r>
+        <w:rPr>
+          <w:rFonts w:ascii="Arial" w:hAnsi="Arial" w:cs="Arial"/>
           <w:b/>
           <w:bCs/>
         </w:rPr>
@@ -59,16 +377,21 @@
     <w:p>
       <w:pPr>
         <w:rPr>
+          <w:rFonts w:ascii="Arial" w:hAnsi="Arial" w:cs="Arial"/>
           <w:lang w:val="kk-KZ"/>
         </w:rPr>
       </w:pPr>
       <w:r>
+        <w:rPr>
+          <w:rFonts w:ascii="Arial" w:hAnsi="Arial" w:cs="Arial"/>
+        </w:rPr>
         <w:t>To ensure data accuracy and fulfill the requirement for advanced data handling, the raw JSON measurement data was extracted via the RIPE Atlas REST API using a custom Python script. The observation window covers a continuous 72-hour period from April 13 to April 16, 2026.</w:t>
       </w:r>
     </w:p>
     <w:p>
       <w:pPr>
         <w:rPr>
+          <w:rFonts w:ascii="Arial" w:hAnsi="Arial" w:cs="Arial"/>
           <w:lang w:val="kk-KZ"/>
         </w:rPr>
       </w:pPr>
@@ -83,11 +406,11 @@
         <w:tblLook w:val="04A0" w:firstRow="1" w:lastRow="0" w:firstColumn="1" w:lastColumn="0" w:noHBand="0" w:noVBand="1"/>
       </w:tblPr>
       <w:tblGrid>
-        <w:gridCol w:w="1894"/>
-        <w:gridCol w:w="1658"/>
-        <w:gridCol w:w="1020"/>
-        <w:gridCol w:w="1023"/>
-        <w:gridCol w:w="1787"/>
+        <w:gridCol w:w="1944"/>
+        <w:gridCol w:w="1704"/>
+        <w:gridCol w:w="1077"/>
+        <w:gridCol w:w="1091"/>
+        <w:gridCol w:w="1838"/>
       </w:tblGrid>
       <w:tr>
         <w:trPr>
@@ -114,12 +437,14 @@
           <w:p>
             <w:pPr>
               <w:rPr>
+                <w:rFonts w:ascii="Arial" w:hAnsi="Arial" w:cs="Arial"/>
                 <w:b/>
                 <w:bCs/>
               </w:rPr>
             </w:pPr>
             <w:r>
               <w:rPr>
+                <w:rFonts w:ascii="Arial" w:hAnsi="Arial" w:cs="Arial"/>
                 <w:b/>
                 <w:bCs/>
               </w:rPr>
@@ -148,12 +473,14 @@
           <w:p>
             <w:pPr>
               <w:rPr>
+                <w:rFonts w:ascii="Arial" w:hAnsi="Arial" w:cs="Arial"/>
                 <w:b/>
                 <w:bCs/>
               </w:rPr>
             </w:pPr>
             <w:r>
               <w:rPr>
+                <w:rFonts w:ascii="Arial" w:hAnsi="Arial" w:cs="Arial"/>
                 <w:b/>
                 <w:bCs/>
               </w:rPr>
@@ -182,12 +509,14 @@
           <w:p>
             <w:pPr>
               <w:rPr>
+                <w:rFonts w:ascii="Arial" w:hAnsi="Arial" w:cs="Arial"/>
                 <w:b/>
                 <w:bCs/>
               </w:rPr>
             </w:pPr>
             <w:r>
               <w:rPr>
+                <w:rFonts w:ascii="Arial" w:hAnsi="Arial" w:cs="Arial"/>
                 <w:b/>
                 <w:bCs/>
               </w:rPr>
@@ -216,12 +545,14 @@
           <w:p>
             <w:pPr>
               <w:rPr>
+                <w:rFonts w:ascii="Arial" w:hAnsi="Arial" w:cs="Arial"/>
                 <w:b/>
                 <w:bCs/>
               </w:rPr>
             </w:pPr>
             <w:r>
               <w:rPr>
+                <w:rFonts w:ascii="Arial" w:hAnsi="Arial" w:cs="Arial"/>
                 <w:b/>
                 <w:bCs/>
               </w:rPr>
@@ -250,12 +581,14 @@
           <w:p>
             <w:pPr>
               <w:rPr>
+                <w:rFonts w:ascii="Arial" w:hAnsi="Arial" w:cs="Arial"/>
                 <w:b/>
                 <w:bCs/>
               </w:rPr>
             </w:pPr>
             <w:r>
               <w:rPr>
+                <w:rFonts w:ascii="Arial" w:hAnsi="Arial" w:cs="Arial"/>
                 <w:b/>
                 <w:bCs/>
               </w:rPr>
@@ -289,12 +622,14 @@
           <w:p>
             <w:pPr>
               <w:rPr>
+                <w:rFonts w:ascii="Arial" w:hAnsi="Arial" w:cs="Arial"/>
                 <w:b/>
                 <w:bCs/>
               </w:rPr>
             </w:pPr>
             <w:r>
               <w:rPr>
+                <w:rFonts w:ascii="Arial" w:hAnsi="Arial" w:cs="Arial"/>
                 <w:b/>
                 <w:bCs/>
               </w:rPr>
@@ -323,6 +658,7 @@
           <w:p>
             <w:pPr>
               <w:rPr>
+                <w:rFonts w:ascii="Arial" w:hAnsi="Arial" w:cs="Arial"/>
                 <w:b/>
                 <w:bCs/>
                 <w:u w:val="single"/>
@@ -332,6 +668,7 @@
               <w:r>
                 <w:rPr>
                   <w:rStyle w:val="Hyperlink"/>
+                  <w:rFonts w:ascii="Arial" w:hAnsi="Arial" w:cs="Arial"/>
                   <w:b/>
                   <w:bCs/>
                 </w:rPr>
@@ -361,12 +698,14 @@
           <w:p>
             <w:pPr>
               <w:rPr>
+                <w:rFonts w:ascii="Arial" w:hAnsi="Arial" w:cs="Arial"/>
                 <w:b/>
                 <w:bCs/>
               </w:rPr>
             </w:pPr>
             <w:r>
               <w:rPr>
+                <w:rFonts w:ascii="Arial" w:hAnsi="Arial" w:cs="Arial"/>
                 <w:b/>
                 <w:bCs/>
               </w:rPr>
@@ -395,12 +734,14 @@
           <w:p>
             <w:pPr>
               <w:rPr>
+                <w:rFonts w:ascii="Arial" w:hAnsi="Arial" w:cs="Arial"/>
                 <w:b/>
                 <w:bCs/>
               </w:rPr>
             </w:pPr>
             <w:r>
               <w:rPr>
+                <w:rFonts w:ascii="Arial" w:hAnsi="Arial" w:cs="Arial"/>
                 <w:b/>
                 <w:bCs/>
               </w:rPr>
@@ -429,6 +770,7 @@
           <w:p>
             <w:pPr>
               <w:rPr>
+                <w:rFonts w:ascii="Arial" w:hAnsi="Arial" w:cs="Arial"/>
                 <w:b/>
                 <w:bCs/>
               </w:rPr>
@@ -436,6 +778,7 @@
             <w:proofErr w:type="spellStart"/>
             <w:r>
               <w:rPr>
+                <w:rFonts w:ascii="Arial" w:hAnsi="Arial" w:cs="Arial"/>
                 <w:b/>
                 <w:bCs/>
               </w:rPr>
@@ -470,12 +813,14 @@
           <w:p>
             <w:pPr>
               <w:rPr>
+                <w:rFonts w:ascii="Arial" w:hAnsi="Arial" w:cs="Arial"/>
                 <w:b/>
                 <w:bCs/>
               </w:rPr>
             </w:pPr>
             <w:r>
               <w:rPr>
+                <w:rFonts w:ascii="Arial" w:hAnsi="Arial" w:cs="Arial"/>
                 <w:b/>
                 <w:bCs/>
               </w:rPr>
@@ -504,6 +849,7 @@
           <w:p>
             <w:pPr>
               <w:rPr>
+                <w:rFonts w:ascii="Arial" w:hAnsi="Arial" w:cs="Arial"/>
                 <w:b/>
                 <w:bCs/>
                 <w:u w:val="single"/>
@@ -513,6 +859,7 @@
               <w:r>
                 <w:rPr>
                   <w:rStyle w:val="Hyperlink"/>
+                  <w:rFonts w:ascii="Arial" w:hAnsi="Arial" w:cs="Arial"/>
                   <w:b/>
                   <w:bCs/>
                 </w:rPr>
@@ -542,12 +889,14 @@
           <w:p>
             <w:pPr>
               <w:rPr>
+                <w:rFonts w:ascii="Arial" w:hAnsi="Arial" w:cs="Arial"/>
                 <w:b/>
                 <w:bCs/>
               </w:rPr>
             </w:pPr>
             <w:r>
               <w:rPr>
+                <w:rFonts w:ascii="Arial" w:hAnsi="Arial" w:cs="Arial"/>
                 <w:b/>
                 <w:bCs/>
               </w:rPr>
@@ -576,12 +925,14 @@
           <w:p>
             <w:pPr>
               <w:rPr>
+                <w:rFonts w:ascii="Arial" w:hAnsi="Arial" w:cs="Arial"/>
                 <w:b/>
                 <w:bCs/>
               </w:rPr>
             </w:pPr>
             <w:r>
               <w:rPr>
+                <w:rFonts w:ascii="Arial" w:hAnsi="Arial" w:cs="Arial"/>
                 <w:b/>
                 <w:bCs/>
               </w:rPr>
@@ -610,12 +961,14 @@
           <w:p>
             <w:pPr>
               <w:rPr>
+                <w:rFonts w:ascii="Arial" w:hAnsi="Arial" w:cs="Arial"/>
                 <w:b/>
                 <w:bCs/>
               </w:rPr>
             </w:pPr>
             <w:r>
               <w:rPr>
+                <w:rFonts w:ascii="Arial" w:hAnsi="Arial" w:cs="Arial"/>
                 <w:b/>
                 <w:bCs/>
               </w:rPr>
@@ -649,12 +1002,14 @@
           <w:p>
             <w:pPr>
               <w:rPr>
+                <w:rFonts w:ascii="Arial" w:hAnsi="Arial" w:cs="Arial"/>
                 <w:b/>
                 <w:bCs/>
               </w:rPr>
             </w:pPr>
             <w:r>
               <w:rPr>
+                <w:rFonts w:ascii="Arial" w:hAnsi="Arial" w:cs="Arial"/>
                 <w:b/>
                 <w:bCs/>
               </w:rPr>
@@ -683,6 +1038,7 @@
           <w:p>
             <w:pPr>
               <w:rPr>
+                <w:rFonts w:ascii="Arial" w:hAnsi="Arial" w:cs="Arial"/>
                 <w:b/>
                 <w:bCs/>
                 <w:u w:val="single"/>
@@ -692,6 +1048,7 @@
               <w:r>
                 <w:rPr>
                   <w:rStyle w:val="Hyperlink"/>
+                  <w:rFonts w:ascii="Arial" w:hAnsi="Arial" w:cs="Arial"/>
                   <w:b/>
                   <w:bCs/>
                 </w:rPr>
@@ -721,12 +1078,14 @@
           <w:p>
             <w:pPr>
               <w:rPr>
+                <w:rFonts w:ascii="Arial" w:hAnsi="Arial" w:cs="Arial"/>
                 <w:b/>
                 <w:bCs/>
               </w:rPr>
             </w:pPr>
             <w:r>
               <w:rPr>
+                <w:rFonts w:ascii="Arial" w:hAnsi="Arial" w:cs="Arial"/>
                 <w:b/>
                 <w:bCs/>
               </w:rPr>
@@ -755,12 +1114,14 @@
           <w:p>
             <w:pPr>
               <w:rPr>
+                <w:rFonts w:ascii="Arial" w:hAnsi="Arial" w:cs="Arial"/>
                 <w:b/>
                 <w:bCs/>
               </w:rPr>
             </w:pPr>
             <w:r>
               <w:rPr>
+                <w:rFonts w:ascii="Arial" w:hAnsi="Arial" w:cs="Arial"/>
                 <w:b/>
                 <w:bCs/>
               </w:rPr>
@@ -789,12 +1150,14 @@
           <w:p>
             <w:pPr>
               <w:rPr>
+                <w:rFonts w:ascii="Arial" w:hAnsi="Arial" w:cs="Arial"/>
                 <w:b/>
                 <w:bCs/>
               </w:rPr>
             </w:pPr>
             <w:r>
               <w:rPr>
+                <w:rFonts w:ascii="Arial" w:hAnsi="Arial" w:cs="Arial"/>
                 <w:b/>
                 <w:bCs/>
               </w:rPr>
@@ -807,6 +1170,7 @@
     <w:p>
       <w:pPr>
         <w:rPr>
+          <w:rFonts w:ascii="Arial" w:hAnsi="Arial" w:cs="Arial"/>
           <w:b/>
           <w:bCs/>
           <w:lang w:val="kk-KZ"/>
@@ -816,12 +1180,14 @@
     <w:p>
       <w:pPr>
         <w:rPr>
-          <w:b/>
-          <w:bCs/>
-        </w:rPr>
-      </w:pPr>
-      <w:r>
-        <w:rPr>
+          <w:rFonts w:ascii="Arial" w:hAnsi="Arial" w:cs="Arial"/>
+          <w:b/>
+          <w:bCs/>
+        </w:rPr>
+      </w:pPr>
+      <w:r>
+        <w:rPr>
+          <w:rFonts w:ascii="Arial" w:hAnsi="Arial" w:cs="Arial"/>
           <w:b/>
           <w:bCs/>
         </w:rPr>
@@ -830,6 +1196,7 @@
       <w:proofErr w:type="spellStart"/>
       <w:r>
         <w:rPr>
+          <w:rFonts w:ascii="Arial" w:hAnsi="Arial" w:cs="Arial"/>
           <w:b/>
           <w:bCs/>
         </w:rPr>
@@ -838,6 +1205,7 @@
       <w:proofErr w:type="spellEnd"/>
       <w:r>
         <w:rPr>
+          <w:rFonts w:ascii="Arial" w:hAnsi="Arial" w:cs="Arial"/>
           <w:b/>
           <w:bCs/>
         </w:rPr>
@@ -845,33 +1213,50 @@
       </w:r>
     </w:p>
     <w:p>
-      <w:r>
-        <w:rPr>
+      <w:pPr>
+        <w:rPr>
+          <w:rFonts w:ascii="Arial" w:hAnsi="Arial" w:cs="Arial"/>
+        </w:rPr>
+      </w:pPr>
+      <w:r>
+        <w:rPr>
+          <w:rFonts w:ascii="Arial" w:hAnsi="Arial" w:cs="Arial"/>
           <w:b/>
           <w:bCs/>
         </w:rPr>
         <w:t>Figure 1:</w:t>
       </w:r>
       <w:r>
+        <w:rPr>
+          <w:rFonts w:ascii="Arial" w:hAnsi="Arial" w:cs="Arial"/>
+        </w:rPr>
         <w:t xml:space="preserve"> RTT timeseries for </w:t>
       </w:r>
       <w:proofErr w:type="spellStart"/>
       <w:r>
+        <w:rPr>
+          <w:rFonts w:ascii="Arial" w:hAnsi="Arial" w:cs="Arial"/>
+        </w:rPr>
         <w:t>Kazakhtelecom</w:t>
       </w:r>
       <w:proofErr w:type="spellEnd"/>
       <w:r>
+        <w:rPr>
+          <w:rFonts w:ascii="Arial" w:hAnsi="Arial" w:cs="Arial"/>
+        </w:rPr>
         <w:t>.</w:t>
       </w:r>
     </w:p>
     <w:p>
       <w:pPr>
         <w:rPr>
+          <w:rFonts w:ascii="Arial" w:hAnsi="Arial" w:cs="Arial"/>
           <w:lang w:val="ru-RU"/>
         </w:rPr>
       </w:pPr>
       <w:r>
         <w:rPr>
+          <w:rFonts w:ascii="Arial" w:hAnsi="Arial" w:cs="Arial"/>
           <w:noProof/>
         </w:rPr>
         <w:drawing>
@@ -927,6 +1312,7 @@
     <w:p>
       <w:pPr>
         <w:rPr>
+          <w:rFonts w:ascii="Arial" w:hAnsi="Arial" w:cs="Arial"/>
           <w:b/>
           <w:bCs/>
           <w:lang w:val="kk-KZ"/>
@@ -936,6 +1322,7 @@
     <w:p>
       <w:pPr>
         <w:rPr>
+          <w:rFonts w:ascii="Arial" w:hAnsi="Arial" w:cs="Arial"/>
           <w:b/>
           <w:bCs/>
           <w:lang w:val="kk-KZ"/>
@@ -945,6 +1332,7 @@
     <w:p>
       <w:pPr>
         <w:rPr>
+          <w:rFonts w:ascii="Arial" w:hAnsi="Arial" w:cs="Arial"/>
           <w:b/>
           <w:bCs/>
           <w:lang w:val="kk-KZ"/>
@@ -954,6 +1342,16 @@
     <w:p>
       <w:pPr>
         <w:rPr>
+          <w:rFonts w:ascii="Arial" w:hAnsi="Arial" w:cs="Arial"/>
+          <w:b/>
+          <w:bCs/>
+        </w:rPr>
+      </w:pPr>
+    </w:p>
+    <w:p>
+      <w:pPr>
+        <w:rPr>
+          <w:rFonts w:ascii="Arial" w:hAnsi="Arial" w:cs="Arial"/>
           <w:b/>
           <w:bCs/>
           <w:lang w:val="kk-KZ"/>
@@ -961,33 +1359,51 @@
       </w:pPr>
     </w:p>
     <w:p>
-      <w:r>
-        <w:rPr>
-          <w:b/>
-          <w:bCs/>
-        </w:rPr>
+      <w:pPr>
+        <w:rPr>
+          <w:rFonts w:ascii="Arial" w:hAnsi="Arial" w:cs="Arial"/>
+        </w:rPr>
+      </w:pPr>
+      <w:r>
+        <w:rPr>
+          <w:rFonts w:ascii="Arial" w:hAnsi="Arial" w:cs="Arial"/>
+          <w:b/>
+          <w:bCs/>
+        </w:rPr>
+        <w:lastRenderedPageBreak/>
         <w:t>Figure 2:</w:t>
       </w:r>
       <w:r>
+        <w:rPr>
+          <w:rFonts w:ascii="Arial" w:hAnsi="Arial" w:cs="Arial"/>
+        </w:rPr>
         <w:t xml:space="preserve"> RTT </w:t>
       </w:r>
       <w:proofErr w:type="gramStart"/>
       <w:r>
+        <w:rPr>
+          <w:rFonts w:ascii="Arial" w:hAnsi="Arial" w:cs="Arial"/>
+        </w:rPr>
         <w:t>timeseries</w:t>
       </w:r>
       <w:proofErr w:type="gramEnd"/>
       <w:r>
+        <w:rPr>
+          <w:rFonts w:ascii="Arial" w:hAnsi="Arial" w:cs="Arial"/>
+        </w:rPr>
         <w:t xml:space="preserve"> for Beeline KZ.</w:t>
       </w:r>
     </w:p>
     <w:p>
       <w:pPr>
         <w:rPr>
+          <w:rFonts w:ascii="Arial" w:hAnsi="Arial" w:cs="Arial"/>
           <w:lang w:val="ru-RU"/>
         </w:rPr>
       </w:pPr>
       <w:r>
         <w:rPr>
+          <w:rFonts w:ascii="Arial" w:hAnsi="Arial" w:cs="Arial"/>
           <w:noProof/>
         </w:rPr>
         <w:drawing>
@@ -1041,31 +1457,48 @@
       </w:r>
     </w:p>
     <w:p>
-      <w:r>
-        <w:rPr>
+      <w:pPr>
+        <w:rPr>
+          <w:rFonts w:ascii="Arial" w:hAnsi="Arial" w:cs="Arial"/>
+        </w:rPr>
+      </w:pPr>
+      <w:r>
+        <w:rPr>
+          <w:rFonts w:ascii="Arial" w:hAnsi="Arial" w:cs="Arial"/>
           <w:b/>
           <w:bCs/>
         </w:rPr>
         <w:t>Figure 3:</w:t>
       </w:r>
       <w:r>
+        <w:rPr>
+          <w:rFonts w:ascii="Arial" w:hAnsi="Arial" w:cs="Arial"/>
+        </w:rPr>
         <w:t xml:space="preserve"> RTT timeseries for Tele2/</w:t>
       </w:r>
       <w:r>
+        <w:rPr>
+          <w:rFonts w:ascii="Arial" w:hAnsi="Arial" w:cs="Arial"/>
+        </w:rPr>
         <w:t xml:space="preserve"> </w:t>
       </w:r>
       <w:r>
+        <w:rPr>
+          <w:rFonts w:ascii="Arial" w:hAnsi="Arial" w:cs="Arial"/>
+        </w:rPr>
         <w:t>Altel.</w:t>
       </w:r>
     </w:p>
     <w:p>
       <w:pPr>
         <w:rPr>
+          <w:rFonts w:ascii="Arial" w:hAnsi="Arial" w:cs="Arial"/>
           <w:lang w:val="ru-RU"/>
         </w:rPr>
       </w:pPr>
       <w:r>
         <w:rPr>
+          <w:rFonts w:ascii="Arial" w:hAnsi="Arial" w:cs="Arial"/>
           <w:noProof/>
         </w:rPr>
         <w:drawing>
@@ -1121,6 +1554,7 @@
     <w:p>
       <w:pPr>
         <w:rPr>
+          <w:rFonts w:ascii="Arial" w:hAnsi="Arial" w:cs="Arial"/>
           <w:b/>
           <w:bCs/>
           <w:lang w:val="kk-KZ"/>
@@ -1130,6 +1564,7 @@
     <w:p>
       <w:pPr>
         <w:rPr>
+          <w:rFonts w:ascii="Arial" w:hAnsi="Arial" w:cs="Arial"/>
           <w:b/>
           <w:bCs/>
           <w:lang w:val="kk-KZ"/>
@@ -1139,6 +1574,7 @@
     <w:p>
       <w:pPr>
         <w:rPr>
+          <w:rFonts w:ascii="Arial" w:hAnsi="Arial" w:cs="Arial"/>
           <w:b/>
           <w:bCs/>
           <w:lang w:val="kk-KZ"/>
@@ -1148,6 +1584,7 @@
     <w:p>
       <w:pPr>
         <w:rPr>
+          <w:rFonts w:ascii="Arial" w:hAnsi="Arial" w:cs="Arial"/>
           <w:b/>
           <w:bCs/>
           <w:lang w:val="kk-KZ"/>
@@ -1157,6 +1594,7 @@
     <w:p>
       <w:pPr>
         <w:rPr>
+          <w:rFonts w:ascii="Arial" w:hAnsi="Arial" w:cs="Arial"/>
           <w:b/>
           <w:bCs/>
           <w:lang w:val="kk-KZ"/>
@@ -1166,6 +1604,7 @@
     <w:p>
       <w:pPr>
         <w:rPr>
+          <w:rFonts w:ascii="Arial" w:hAnsi="Arial" w:cs="Arial"/>
           <w:b/>
           <w:bCs/>
           <w:lang w:val="kk-KZ"/>
@@ -1175,32 +1614,61 @@
     <w:p>
       <w:pPr>
         <w:rPr>
-          <w:b/>
-          <w:bCs/>
-          <w:lang w:val="kk-KZ"/>
-        </w:rPr>
-      </w:pPr>
-    </w:p>
-    <w:p>
-      <w:r>
-        <w:rPr>
+          <w:rFonts w:ascii="Arial" w:hAnsi="Arial" w:cs="Arial"/>
+          <w:b/>
+          <w:bCs/>
+        </w:rPr>
+      </w:pPr>
+    </w:p>
+    <w:p>
+      <w:pPr>
+        <w:rPr>
+          <w:rFonts w:ascii="Arial" w:hAnsi="Arial" w:cs="Arial"/>
+          <w:b/>
+          <w:bCs/>
+        </w:rPr>
+      </w:pPr>
+    </w:p>
+    <w:p>
+      <w:pPr>
+        <w:rPr>
+          <w:rFonts w:ascii="Arial" w:hAnsi="Arial" w:cs="Arial"/>
+          <w:b/>
+          <w:bCs/>
+        </w:rPr>
+      </w:pPr>
+    </w:p>
+    <w:p>
+      <w:pPr>
+        <w:rPr>
+          <w:rFonts w:ascii="Arial" w:hAnsi="Arial" w:cs="Arial"/>
+        </w:rPr>
+      </w:pPr>
+      <w:r>
+        <w:rPr>
+          <w:rFonts w:ascii="Arial" w:hAnsi="Arial" w:cs="Arial"/>
           <w:b/>
           <w:bCs/>
         </w:rPr>
         <w:t>Figure 4:</w:t>
       </w:r>
       <w:r>
+        <w:rPr>
+          <w:rFonts w:ascii="Arial" w:hAnsi="Arial" w:cs="Arial"/>
+        </w:rPr>
         <w:t xml:space="preserve"> Cross-provider RTT overlay.</w:t>
       </w:r>
     </w:p>
     <w:p>
       <w:pPr>
         <w:rPr>
+          <w:rFonts w:ascii="Arial" w:hAnsi="Arial" w:cs="Arial"/>
           <w:lang w:val="ru-RU"/>
         </w:rPr>
       </w:pPr>
       <w:r>
         <w:rPr>
+          <w:rFonts w:ascii="Arial" w:hAnsi="Arial" w:cs="Arial"/>
           <w:noProof/>
         </w:rPr>
         <w:drawing>
@@ -1254,25 +1722,36 @@
       </w:r>
     </w:p>
     <w:p>
-      <w:r>
-        <w:rPr>
+      <w:pPr>
+        <w:rPr>
+          <w:rFonts w:ascii="Arial" w:hAnsi="Arial" w:cs="Arial"/>
+        </w:rPr>
+      </w:pPr>
+      <w:r>
+        <w:rPr>
+          <w:rFonts w:ascii="Arial" w:hAnsi="Arial" w:cs="Arial"/>
           <w:b/>
           <w:bCs/>
         </w:rPr>
         <w:t>Figure 5:</w:t>
       </w:r>
       <w:r>
+        <w:rPr>
+          <w:rFonts w:ascii="Arial" w:hAnsi="Arial" w:cs="Arial"/>
+        </w:rPr>
         <w:t xml:space="preserve"> RTT distribution across providers during the common window.</w:t>
       </w:r>
     </w:p>
     <w:p>
       <w:pPr>
         <w:rPr>
+          <w:rFonts w:ascii="Arial" w:hAnsi="Arial" w:cs="Arial"/>
           <w:lang w:val="kk-KZ"/>
         </w:rPr>
       </w:pPr>
       <w:r>
         <w:rPr>
+          <w:rFonts w:ascii="Arial" w:hAnsi="Arial" w:cs="Arial"/>
           <w:noProof/>
         </w:rPr>
         <w:drawing>
@@ -1328,12 +1807,14 @@
     <w:p>
       <w:pPr>
         <w:rPr>
-          <w:b/>
-          <w:bCs/>
-        </w:rPr>
-      </w:pPr>
-      <w:r>
-        <w:rPr>
+          <w:rFonts w:ascii="Arial" w:hAnsi="Arial" w:cs="Arial"/>
+          <w:b/>
+          <w:bCs/>
+        </w:rPr>
+      </w:pPr>
+      <w:r>
+        <w:rPr>
+          <w:rFonts w:ascii="Arial" w:hAnsi="Arial" w:cs="Arial"/>
           <w:b/>
           <w:bCs/>
         </w:rPr>
@@ -1341,8 +1822,14 @@
       </w:r>
     </w:p>
     <w:p>
-      <w:r>
-        <w:rPr>
+      <w:pPr>
+        <w:rPr>
+          <w:rFonts w:ascii="Arial" w:hAnsi="Arial" w:cs="Arial"/>
+        </w:rPr>
+      </w:pPr>
+      <w:r>
+        <w:rPr>
+          <w:rFonts w:ascii="Arial" w:hAnsi="Arial" w:cs="Arial"/>
           <w:b/>
           <w:bCs/>
         </w:rPr>
@@ -1350,201 +1837,403 @@
       </w:r>
     </w:p>
     <w:p>
-      <w:r>
+      <w:pPr>
+        <w:rPr>
+          <w:rFonts w:ascii="Arial" w:hAnsi="Arial" w:cs="Arial"/>
+        </w:rPr>
+      </w:pPr>
+      <w:r>
+        <w:rPr>
+          <w:rFonts w:ascii="Arial" w:hAnsi="Arial" w:cs="Arial"/>
+        </w:rPr>
         <w:t xml:space="preserve">Looking at the plotted API data, there is a clear difference in how each ISP routes international traffic to Facebook's CDN. The boxplot (Figure 5) provides the best summary of this baseline behavior. Beeline KZ maintains the lowest median latency at around 55 </w:t>
       </w:r>
       <w:proofErr w:type="spellStart"/>
       <w:r>
+        <w:rPr>
+          <w:rFonts w:ascii="Arial" w:hAnsi="Arial" w:cs="Arial"/>
+        </w:rPr>
         <w:t>ms</w:t>
       </w:r>
       <w:proofErr w:type="spellEnd"/>
       <w:r>
-        <w:t xml:space="preserve">, showing that its primary transit path is the shortest. However, this comes at the cost of </w:t>
-      </w:r>
-      <w:r>
+        <w:rPr>
+          <w:rFonts w:ascii="Arial" w:hAnsi="Arial" w:cs="Arial"/>
+        </w:rPr>
+        <w:t xml:space="preserve">, showing that its primary transit path is the shortest. However, this comes at the cost of stability. Tele2 sits in the middle with a median of roughly 63 </w:t>
+      </w:r>
+      <w:proofErr w:type="spellStart"/>
+      <w:r>
+        <w:rPr>
+          <w:rFonts w:ascii="Arial" w:hAnsi="Arial" w:cs="Arial"/>
+        </w:rPr>
+        <w:t>ms</w:t>
+      </w:r>
+      <w:proofErr w:type="spellEnd"/>
+      <w:r>
+        <w:rPr>
+          <w:rFonts w:ascii="Arial" w:hAnsi="Arial" w:cs="Arial"/>
+        </w:rPr>
+        <w:t xml:space="preserve">, while </w:t>
+      </w:r>
+      <w:proofErr w:type="spellStart"/>
+      <w:r>
+        <w:rPr>
+          <w:rFonts w:ascii="Arial" w:hAnsi="Arial" w:cs="Arial"/>
+        </w:rPr>
+        <w:t>Kazakhtelecom</w:t>
+      </w:r>
+      <w:proofErr w:type="spellEnd"/>
+      <w:r>
+        <w:rPr>
+          <w:rFonts w:ascii="Arial" w:hAnsi="Arial" w:cs="Arial"/>
+        </w:rPr>
+        <w:t xml:space="preserve"> operates on a noticeably higher baseline (median ~82 </w:t>
+      </w:r>
+      <w:proofErr w:type="spellStart"/>
+      <w:r>
+        <w:rPr>
+          <w:rFonts w:ascii="Arial" w:hAnsi="Arial" w:cs="Arial"/>
+        </w:rPr>
+        <w:t>ms</w:t>
+      </w:r>
+      <w:proofErr w:type="spellEnd"/>
+      <w:r>
+        <w:rPr>
+          <w:rFonts w:ascii="Arial" w:hAnsi="Arial" w:cs="Arial"/>
+        </w:rPr>
+        <w:t>).</w:t>
+      </w:r>
+    </w:p>
+    <w:p>
+      <w:pPr>
+        <w:rPr>
+          <w:rFonts w:ascii="Arial" w:hAnsi="Arial" w:cs="Arial"/>
+        </w:rPr>
+      </w:pPr>
+      <w:r>
+        <w:rPr>
+          <w:rFonts w:ascii="Arial" w:hAnsi="Arial" w:cs="Arial"/>
+        </w:rPr>
         <w:lastRenderedPageBreak/>
-        <w:t xml:space="preserve">stability. Tele2 sits in the middle with a median of roughly 63 </w:t>
+        <w:t xml:space="preserve">Despite having the highest base latency, </w:t>
       </w:r>
       <w:proofErr w:type="spellStart"/>
       <w:r>
+        <w:rPr>
+          <w:rFonts w:ascii="Arial" w:hAnsi="Arial" w:cs="Arial"/>
+        </w:rPr>
+        <w:t>Kazakhtelecom’s</w:t>
+      </w:r>
+      <w:proofErr w:type="spellEnd"/>
+      <w:r>
+        <w:rPr>
+          <w:rFonts w:ascii="Arial" w:hAnsi="Arial" w:cs="Arial"/>
+        </w:rPr>
+        <w:t xml:space="preserve"> routing is highly predictable. The green timeseries shows continuous, dense jitter within a strict 71</w:t>
+      </w:r>
+      <w:r>
+        <w:rPr>
+          <w:rFonts w:ascii="Arial" w:hAnsi="Arial" w:cs="Arial"/>
+        </w:rPr>
+        <w:t>-</w:t>
+      </w:r>
+      <w:r>
+        <w:rPr>
+          <w:rFonts w:ascii="Arial" w:hAnsi="Arial" w:cs="Arial"/>
+        </w:rPr>
+        <w:t xml:space="preserve">87 </w:t>
+      </w:r>
+      <w:proofErr w:type="spellStart"/>
+      <w:r>
+        <w:rPr>
+          <w:rFonts w:ascii="Arial" w:hAnsi="Arial" w:cs="Arial"/>
+        </w:rPr>
         <w:t>ms</w:t>
       </w:r>
       <w:proofErr w:type="spellEnd"/>
       <w:r>
-        <w:t xml:space="preserve">, while </w:t>
+        <w:rPr>
+          <w:rFonts w:ascii="Arial" w:hAnsi="Arial" w:cs="Arial"/>
+        </w:rPr>
+        <w:t xml:space="preserve"> band, which is typical for load-balancing across multiple parallel links. More importantly, </w:t>
       </w:r>
       <w:proofErr w:type="spellStart"/>
       <w:r>
+        <w:rPr>
+          <w:rFonts w:ascii="Arial" w:hAnsi="Arial" w:cs="Arial"/>
+        </w:rPr>
         <w:t>Kazakhtelecom</w:t>
       </w:r>
       <w:proofErr w:type="spellEnd"/>
       <w:r>
-        <w:t xml:space="preserve"> operates on a noticeably higher baseline (median ~82 </w:t>
+        <w:rPr>
+          <w:rFonts w:ascii="Arial" w:hAnsi="Arial" w:cs="Arial"/>
+        </w:rPr>
+        <w:t xml:space="preserve"> has almost no extreme outliers, meaning its transit capacity is sufficient to handle peak loads without severe queuing delays.</w:t>
+      </w:r>
+    </w:p>
+    <w:p>
+      <w:pPr>
+        <w:rPr>
+          <w:rFonts w:ascii="Arial" w:hAnsi="Arial" w:cs="Arial"/>
+        </w:rPr>
+      </w:pPr>
+      <w:r>
+        <w:rPr>
+          <w:rFonts w:ascii="Arial" w:hAnsi="Arial" w:cs="Arial"/>
+          <w:b/>
+          <w:bCs/>
+        </w:rPr>
+        <w:t>Severe Congestion Anomalies</w:t>
+      </w:r>
+    </w:p>
+    <w:p>
+      <w:pPr>
+        <w:rPr>
+          <w:rFonts w:ascii="Arial" w:hAnsi="Arial" w:cs="Arial"/>
+        </w:rPr>
+      </w:pPr>
+      <w:r>
+        <w:rPr>
+          <w:rFonts w:ascii="Arial" w:hAnsi="Arial" w:cs="Arial"/>
+        </w:rPr>
+        <w:t xml:space="preserve">Beeline’s performance profile is completely different. While its baseline is low, both the timeseries and the boxplot reveal massive, isolated latency spikes reaching up to 170 </w:t>
       </w:r>
       <w:proofErr w:type="spellStart"/>
       <w:r>
+        <w:rPr>
+          <w:rFonts w:ascii="Arial" w:hAnsi="Arial" w:cs="Arial"/>
+        </w:rPr>
         <w:t>ms</w:t>
       </w:r>
       <w:proofErr w:type="spellEnd"/>
       <w:r>
-        <w:t>).</w:t>
-      </w:r>
-    </w:p>
-    <w:p>
-      <w:r>
-        <w:t xml:space="preserve">Despite having the highest base latency, </w:t>
+        <w:rPr>
+          <w:rFonts w:ascii="Arial" w:hAnsi="Arial" w:cs="Arial"/>
+        </w:rPr>
+        <w:t xml:space="preserve"> (mostly visible during the daytime hours on April 13 and April 14). Since the overlay graph (Figure 4) proves that these spikes are not synchronized with the other providers, we can rule out a global issue with Facebook's servers. Instead, these anomalies point to temporary bandwidth saturation (</w:t>
       </w:r>
       <w:proofErr w:type="spellStart"/>
       <w:r>
-        <w:t>Kazakhtelecom’s</w:t>
+        <w:rPr>
+          <w:rFonts w:ascii="Arial" w:hAnsi="Arial" w:cs="Arial"/>
+        </w:rPr>
+        <w:t>bufferbloat</w:t>
       </w:r>
       <w:proofErr w:type="spellEnd"/>
       <w:r>
-        <w:t xml:space="preserve"> routing is highly predictable. The green timeseries shows continuous, dense jitter within a strict 71</w:t>
-      </w:r>
-      <w:r>
+        <w:rPr>
+          <w:rFonts w:ascii="Arial" w:hAnsi="Arial" w:cs="Arial"/>
+        </w:rPr>
+        <w:t>) at one of Beeline’s specific international peering exchanges or a flapping BGP route.</w:t>
+      </w:r>
+    </w:p>
+    <w:p>
+      <w:pPr>
+        <w:rPr>
+          <w:rFonts w:ascii="Arial" w:hAnsi="Arial" w:cs="Arial"/>
+        </w:rPr>
+      </w:pPr>
+      <w:r>
+        <w:rPr>
+          <w:rFonts w:ascii="Arial" w:hAnsi="Arial" w:cs="Arial"/>
+          <w:b/>
+          <w:bCs/>
+        </w:rPr>
+        <w:t>Routing Shifts and Anycast Optimization</w:t>
+      </w:r>
+    </w:p>
+    <w:p>
+      <w:pPr>
+        <w:rPr>
+          <w:rFonts w:ascii="Arial" w:hAnsi="Arial" w:cs="Arial"/>
+        </w:rPr>
+      </w:pPr>
+      <w:r>
+        <w:rPr>
+          <w:rFonts w:ascii="Arial" w:hAnsi="Arial" w:cs="Arial"/>
+        </w:rPr>
+        <w:t xml:space="preserve">The most interesting network event in the dataset belongs to Tele2/Altel. Up until midnight on April 15, the blue graph shows a high variance band oscillating between 60 </w:t>
+      </w:r>
+      <w:proofErr w:type="spellStart"/>
+      <w:r>
+        <w:rPr>
+          <w:rFonts w:ascii="Arial" w:hAnsi="Arial" w:cs="Arial"/>
+        </w:rPr>
+        <w:t>ms</w:t>
+      </w:r>
+      <w:proofErr w:type="spellEnd"/>
+      <w:r>
+        <w:rPr>
+          <w:rFonts w:ascii="Arial" w:hAnsi="Arial" w:cs="Arial"/>
+        </w:rPr>
+        <w:t xml:space="preserve"> and 86 </w:t>
+      </w:r>
+      <w:proofErr w:type="spellStart"/>
+      <w:r>
+        <w:rPr>
+          <w:rFonts w:ascii="Arial" w:hAnsi="Arial" w:cs="Arial"/>
+        </w:rPr>
+        <w:t>ms.</w:t>
+      </w:r>
+      <w:proofErr w:type="spellEnd"/>
+      <w:r>
+        <w:rPr>
+          <w:rFonts w:ascii="Arial" w:hAnsi="Arial" w:cs="Arial"/>
+        </w:rPr>
+        <w:t xml:space="preserve"> Then, a sudden and permanent shift occurs. The upper ceiling of the latency drops drastically, and the connection stabilizes in a much tighter band around 59</w:t>
+      </w:r>
+      <w:r>
+        <w:rPr>
+          <w:rFonts w:ascii="Arial" w:hAnsi="Arial" w:cs="Arial"/>
+        </w:rPr>
         <w:t>-</w:t>
       </w:r>
       <w:r>
-        <w:t xml:space="preserve">87 </w:t>
+        <w:rPr>
+          <w:rFonts w:ascii="Arial" w:hAnsi="Arial" w:cs="Arial"/>
+        </w:rPr>
+        <w:t xml:space="preserve">69 </w:t>
       </w:r>
       <w:proofErr w:type="spellStart"/>
       <w:r>
+        <w:rPr>
+          <w:rFonts w:ascii="Arial" w:hAnsi="Arial" w:cs="Arial"/>
+        </w:rPr>
         <w:t>ms</w:t>
       </w:r>
       <w:proofErr w:type="spellEnd"/>
       <w:r>
-        <w:t xml:space="preserve"> band, which is typical for load-balancing across multiple parallel links. More importantly, </w:t>
+        <w:rPr>
+          <w:rFonts w:ascii="Arial" w:hAnsi="Arial" w:cs="Arial"/>
+        </w:rPr>
+        <w:t xml:space="preserve"> for the remainder of the observation period.</w:t>
+      </w:r>
+    </w:p>
+    <w:p>
+      <w:pPr>
+        <w:rPr>
+          <w:rFonts w:ascii="Arial" w:hAnsi="Arial" w:cs="Arial"/>
+        </w:rPr>
+      </w:pPr>
+      <w:r>
+        <w:rPr>
+          <w:rFonts w:ascii="Arial" w:hAnsi="Arial" w:cs="Arial"/>
+        </w:rPr>
+        <w:t xml:space="preserve">This behavior is not caused by a simple drop in user traffic. It is a textbook example of a BGP route optimization or an Anycast Instance Shift. Around that time, either Tele2’s routing protocols discovered a more optimal path, or </w:t>
+      </w:r>
+      <w:proofErr w:type="gramStart"/>
+      <w:r>
+        <w:rPr>
+          <w:rFonts w:ascii="Arial" w:hAnsi="Arial" w:cs="Arial"/>
+        </w:rPr>
+        <w:t>the Facebook</w:t>
+      </w:r>
+      <w:proofErr w:type="gramEnd"/>
+      <w:r>
+        <w:rPr>
+          <w:rFonts w:ascii="Arial" w:hAnsi="Arial" w:cs="Arial"/>
+        </w:rPr>
+        <w:t xml:space="preserve"> CDN redirected the probe to a closer edge-node, immediately cutting out about 20 </w:t>
       </w:r>
       <w:proofErr w:type="spellStart"/>
       <w:r>
+        <w:rPr>
+          <w:rFonts w:ascii="Arial" w:hAnsi="Arial" w:cs="Arial"/>
+        </w:rPr>
+        <w:t>ms</w:t>
+      </w:r>
+      <w:proofErr w:type="spellEnd"/>
+      <w:r>
+        <w:rPr>
+          <w:rFonts w:ascii="Arial" w:hAnsi="Arial" w:cs="Arial"/>
+        </w:rPr>
+        <w:t xml:space="preserve"> of routing overhead.</w:t>
+      </w:r>
+    </w:p>
+    <w:p>
+      <w:pPr>
+        <w:rPr>
+          <w:rFonts w:ascii="Arial" w:hAnsi="Arial" w:cs="Arial"/>
+        </w:rPr>
+      </w:pPr>
+      <w:r>
+        <w:rPr>
+          <w:rFonts w:ascii="Arial" w:hAnsi="Arial" w:cs="Arial"/>
+          <w:b/>
+          <w:bCs/>
+        </w:rPr>
+        <w:t>Summary</w:t>
+      </w:r>
+    </w:p>
+    <w:p>
+      <w:pPr>
+        <w:rPr>
+          <w:rFonts w:ascii="Arial" w:hAnsi="Arial" w:cs="Arial"/>
+        </w:rPr>
+      </w:pPr>
+      <w:r>
+        <w:rPr>
+          <w:rFonts w:ascii="Arial" w:hAnsi="Arial" w:cs="Arial"/>
+        </w:rPr>
+        <w:t xml:space="preserve">Overall, the lack of synchronized anomalies across the overlay graph confirms that performance degradation in this scenario is tied entirely to the specific upstream conditions of the local ISPs, rather than the target CDN. Each provider utilizes distinct transit links, resulting in unique latency signatures: Beeline offers the shortest but most volatile path, </w:t>
+      </w:r>
+      <w:proofErr w:type="spellStart"/>
+      <w:r>
+        <w:rPr>
+          <w:rFonts w:ascii="Arial" w:hAnsi="Arial" w:cs="Arial"/>
+        </w:rPr>
         <w:t>Kazakhtelecom</w:t>
       </w:r>
       <w:proofErr w:type="spellEnd"/>
       <w:r>
-        <w:t xml:space="preserve"> has almost no extreme outliers, meaning its transit capacity is sufficient to handle peak loads without severe queuing delays.</w:t>
-      </w:r>
-    </w:p>
-    <w:p>
-      <w:r>
-        <w:rPr>
-          <w:b/>
-          <w:bCs/>
-        </w:rPr>
-        <w:t>Severe Congestion Anomalies</w:t>
-      </w:r>
-    </w:p>
-    <w:p>
-      <w:r>
-        <w:t xml:space="preserve">Beeline’s performance profile is completely different. While its baseline is low, both the timeseries and the boxplot reveal massive, isolated latency spikes reaching up to 170 </w:t>
-      </w:r>
-      <w:proofErr w:type="spellStart"/>
-      <w:r>
-        <w:t>ms</w:t>
-      </w:r>
-      <w:proofErr w:type="spellEnd"/>
-      <w:r>
-        <w:t xml:space="preserve"> (mostly visible during the daytime hours on April 13 and April 14). Since the overlay graph (Figure 4) proves that these spikes are not synchronized with the other providers, we can rule out a global issue with Facebook's servers. Instead, these anomalies point to temporary bandwidth saturation (</w:t>
-      </w:r>
-      <w:proofErr w:type="spellStart"/>
-      <w:r>
-        <w:t>bufferbloat</w:t>
-      </w:r>
-      <w:proofErr w:type="spellEnd"/>
-      <w:r>
-        <w:t>) at one of Beeline’s specific international peering exchanges or a flapping BGP route.</w:t>
-      </w:r>
-    </w:p>
-    <w:p>
-      <w:r>
-        <w:rPr>
-          <w:b/>
-          <w:bCs/>
-        </w:rPr>
-        <w:t>Routing Shifts and Anycast Optimization</w:t>
-      </w:r>
-    </w:p>
-    <w:p>
-      <w:r>
-        <w:t xml:space="preserve">The most interesting network event in the dataset belongs to Tele2/Altel. Up until midnight on April 15, the blue graph shows a high variance band oscillating between 60 </w:t>
-      </w:r>
-      <w:proofErr w:type="spellStart"/>
-      <w:r>
-        <w:t>ms</w:t>
-      </w:r>
-      <w:proofErr w:type="spellEnd"/>
-      <w:r>
-        <w:t xml:space="preserve"> and 86 </w:t>
-      </w:r>
-      <w:proofErr w:type="spellStart"/>
-      <w:r>
-        <w:t>ms.</w:t>
-      </w:r>
-      <w:proofErr w:type="spellEnd"/>
-      <w:r>
-        <w:t xml:space="preserve"> Then, a sudden and permanent shift occurs. The upper ceiling of the latency drops drastically, and the connection stabilizes in a much tighter band around 59</w:t>
-      </w:r>
-      <w:r>
-        <w:t>-</w:t>
-      </w:r>
-      <w:r>
-        <w:t xml:space="preserve">69 </w:t>
-      </w:r>
-      <w:proofErr w:type="spellStart"/>
-      <w:r>
-        <w:t>ms</w:t>
-      </w:r>
-      <w:proofErr w:type="spellEnd"/>
-      <w:r>
-        <w:t xml:space="preserve"> for the remainder of the observation period.</w:t>
-      </w:r>
-    </w:p>
-    <w:p>
-      <w:r>
-        <w:t xml:space="preserve">This behavior is not caused by a simple drop in user traffic. It is a textbook example of a BGP route optimization or an Anycast Instance Shift. Around that time, either Tele2’s routing protocols discovered a more optimal path, or </w:t>
-      </w:r>
-      <w:proofErr w:type="gramStart"/>
-      <w:r>
-        <w:t>the Facebook</w:t>
-      </w:r>
-      <w:proofErr w:type="gramEnd"/>
-      <w:r>
-        <w:t xml:space="preserve"> CDN redirected the probe to a closer edge-node, immediately cutting out about 20 </w:t>
-      </w:r>
-      <w:proofErr w:type="spellStart"/>
-      <w:r>
-        <w:t>ms</w:t>
-      </w:r>
-      <w:proofErr w:type="spellEnd"/>
-      <w:r>
-        <w:t xml:space="preserve"> of routing overhead.</w:t>
-      </w:r>
-    </w:p>
-    <w:p>
-      <w:r>
-        <w:rPr>
-          <w:b/>
-          <w:bCs/>
-        </w:rPr>
-        <w:t>Summary</w:t>
-      </w:r>
-    </w:p>
-    <w:p>
-      <w:r>
-        <w:t xml:space="preserve">Overall, the lack of synchronized anomalies across the overlay graph confirms that performance degradation in this scenario is tied entirely to the specific upstream conditions of the local ISPs, rather than the target CDN. Each provider utilizes distinct transit links, resulting in unique latency signatures: Beeline offers the shortest but most volatile path, </w:t>
-      </w:r>
-      <w:proofErr w:type="spellStart"/>
-      <w:r>
-        <w:t>Kazakhtelecom</w:t>
-      </w:r>
-      <w:proofErr w:type="spellEnd"/>
-      <w:r>
+        <w:rPr>
+          <w:rFonts w:ascii="Arial" w:hAnsi="Arial" w:cs="Arial"/>
+        </w:rPr>
         <w:t xml:space="preserve"> provides a longer but highly stable route, and Tele2 demonstrates active, dynamic path optimization.</w:t>
       </w:r>
     </w:p>
     <w:p>
       <w:pPr>
         <w:rPr>
+          <w:rFonts w:ascii="Arial" w:hAnsi="Arial" w:cs="Arial"/>
+          <w:b/>
+          <w:bCs/>
+        </w:rPr>
+      </w:pPr>
+    </w:p>
+    <w:p>
+      <w:pPr>
+        <w:rPr>
+          <w:rFonts w:ascii="Arial" w:hAnsi="Arial" w:cs="Arial"/>
+          <w:b/>
+          <w:bCs/>
+        </w:rPr>
+      </w:pPr>
+    </w:p>
+    <w:p>
+      <w:pPr>
+        <w:rPr>
+          <w:rFonts w:ascii="Arial" w:hAnsi="Arial" w:cs="Arial"/>
+          <w:b/>
+          <w:bCs/>
+        </w:rPr>
+      </w:pPr>
+    </w:p>
+    <w:p>
+      <w:pPr>
+        <w:rPr>
+          <w:rFonts w:ascii="Arial" w:hAnsi="Arial" w:cs="Arial"/>
+          <w:b/>
+          <w:bCs/>
+        </w:rPr>
+      </w:pPr>
+    </w:p>
+    <w:p>
+      <w:pPr>
+        <w:rPr>
+          <w:rFonts w:ascii="Arial" w:hAnsi="Arial" w:cs="Arial"/>
           <w:b/>
           <w:bCs/>
           <w:lang w:val="kk-KZ"/>
@@ -1554,6 +2243,7 @@
     <w:p>
       <w:pPr>
         <w:rPr>
+          <w:rFonts w:ascii="Arial" w:hAnsi="Arial" w:cs="Arial"/>
           <w:b/>
           <w:bCs/>
           <w:lang w:val="kk-KZ"/>
@@ -1563,21 +2253,14 @@
     <w:p>
       <w:pPr>
         <w:rPr>
-          <w:b/>
-          <w:bCs/>
-          <w:lang w:val="kk-KZ"/>
-        </w:rPr>
-      </w:pPr>
-    </w:p>
-    <w:p>
-      <w:pPr>
-        <w:rPr>
-          <w:b/>
-          <w:bCs/>
-        </w:rPr>
-      </w:pPr>
-      <w:r>
-        <w:rPr>
+          <w:rFonts w:ascii="Arial" w:hAnsi="Arial" w:cs="Arial"/>
+          <w:b/>
+          <w:bCs/>
+        </w:rPr>
+      </w:pPr>
+      <w:r>
+        <w:rPr>
+          <w:rFonts w:ascii="Arial" w:hAnsi="Arial" w:cs="Arial"/>
           <w:b/>
           <w:bCs/>
         </w:rPr>
@@ -1590,8 +2273,14 @@
           <w:ilvl w:val="0"/>
           <w:numId w:val="4"/>
         </w:numPr>
-      </w:pPr>
-      <w:r>
+        <w:rPr>
+          <w:rFonts w:ascii="Arial" w:hAnsi="Arial" w:cs="Arial"/>
+        </w:rPr>
+      </w:pPr>
+      <w:r>
+        <w:rPr>
+          <w:rFonts w:ascii="Arial" w:hAnsi="Arial" w:cs="Arial"/>
+        </w:rPr>
         <w:t>RIPE Atlas Measurements API. Available at: https://atlas.ripe.net/api/v2/</w:t>
       </w:r>
     </w:p>
@@ -1601,8 +2290,14 @@
           <w:ilvl w:val="0"/>
           <w:numId w:val="4"/>
         </w:numPr>
-      </w:pPr>
-      <w:r>
+        <w:rPr>
+          <w:rFonts w:ascii="Arial" w:hAnsi="Arial" w:cs="Arial"/>
+        </w:rPr>
+      </w:pPr>
+      <w:r>
+        <w:rPr>
+          <w:rFonts w:ascii="Arial" w:hAnsi="Arial" w:cs="Arial"/>
+        </w:rPr>
         <w:t>"BGP Routing and Anycast CDN Load Balancing," Internet Engineering Task Force working drafts.</w:t>
       </w:r>
     </w:p>
@@ -1612,8 +2307,14 @@
           <w:ilvl w:val="0"/>
           <w:numId w:val="4"/>
         </w:numPr>
-      </w:pPr>
-      <w:r>
+        <w:rPr>
+          <w:rFonts w:ascii="Arial" w:hAnsi="Arial" w:cs="Arial"/>
+        </w:rPr>
+      </w:pPr>
+      <w:r>
+        <w:rPr>
+          <w:rFonts w:ascii="Arial" w:hAnsi="Arial" w:cs="Arial"/>
+        </w:rPr>
         <w:t>RIPE Atlas Probe Network Map and Architecture Documentation.</w:t>
       </w:r>
     </w:p>
@@ -2772,6 +3473,7 @@
   <w:style w:type="character" w:default="1" w:styleId="DefaultParagraphFont">
     <w:name w:val="Default Paragraph Font"/>
     <w:uiPriority w:val="1"/>
+    <w:semiHidden/>
     <w:unhideWhenUsed/>
   </w:style>
   <w:style w:type="table" w:default="1" w:styleId="TableNormal">
